--- a/backend/data/corpus/DOC-20240112-117.docx
+++ b/backend/data/corpus/DOC-20240112-117.docx
@@ -63,7 +63,7 @@
           <w:b/>
           <w:sz w:val="21"/>
         </w:rPr>
-        <w:t>Rohan Vasquez-Lund, MD, Ember Lake Medical Group, Omaha, NE (RSM)</w:t>
+        <w:t>Mei-Lin Tsang, MD, Bayview Epilepsy Associates, Oakland, CA (RSM)</w:t>
       </w:r>
     </w:p>
     <w:p>
@@ -71,7 +71,7 @@
         <w:rPr>
           <w:sz w:val="21"/>
         </w:rPr>
-        <w:t>&gt; Caught brief window in workroom between pts.</w:t>
+        <w:t>&gt; A half-hour meeting in the back office, first one this quarter.</w:t>
       </w:r>
     </w:p>
     <w:p>
@@ -79,7 +79,7 @@
         <w:rPr>
           <w:sz w:val="21"/>
         </w:rPr>
-        <w:t>&gt; Titration habits came up in general terms; no specifics were discussed and none were offered.</w:t>
+        <w:t>&gt; Talked through refractory group in general terms, without any specific case.</w:t>
       </w:r>
     </w:p>
     <w:p>
@@ -87,7 +87,23 @@
         <w:rPr>
           <w:sz w:val="21"/>
         </w:rPr>
-        <w:t>&gt; The composition of newly referred pts has shifted over the last year or two.</w:t>
+        <w:t>&gt; The referral intake process changed again last month, and that took up the first part of the convo.</w:t>
+      </w:r>
+    </w:p>
+    <w:p>
+      <w:r>
+        <w:rPr>
+          <w:sz w:val="21"/>
+        </w:rPr>
+        <w:t>&gt; Noted that coverage paperwork is handled by one person here and that this is not specific to any one product.</w:t>
+      </w:r>
+    </w:p>
+    <w:p>
+      <w:r>
+        <w:rPr>
+          <w:sz w:val="21"/>
+        </w:rPr>
+        <w:t>&gt; No specific request this time. Asked about safety and confirmed nothing to report.</w:t>
       </w:r>
     </w:p>
     <w:p>
@@ -103,7 +119,7 @@
           <w:b/>
           <w:sz w:val="21"/>
         </w:rPr>
-        <w:t>Tadeo Ravenscroft, MD, Alder Point Neurology Associates, Peoria, IL (RSM)</w:t>
+        <w:t>Kenji Eversholt, MD, Copperfield Neurology Institute, Santa Fe, NM (RSM)</w:t>
       </w:r>
     </w:p>
     <w:p>
@@ -111,7 +127,7 @@
         <w:rPr>
           <w:sz w:val="21"/>
         </w:rPr>
-        <w:t>&gt; Caught half-hour window in the corridor between patients.</w:t>
+        <w:t>&gt; Asked whether I had seen case series someone forwarded; I had not, and offered nothing in return.</w:t>
       </w:r>
     </w:p>
     <w:p>
@@ -119,71 +135,7 @@
         <w:rPr>
           <w:sz w:val="21"/>
         </w:rPr>
-        <w:t>&gt; Asked whether I would be at the meeting later this year.</w:t>
-      </w:r>
-    </w:p>
-    <w:p>
-      <w:r>
-        <w:rPr>
-          <w:sz w:val="21"/>
-        </w:rPr>
-        <w:t>&gt; Referral patterns into this clinic have changed, and the refractory group is a bigger share than it was.</w:t>
-      </w:r>
-    </w:p>
-    <w:p>
-      <w:r>
-        <w:rPr>
-          <w:sz w:val="21"/>
-        </w:rPr>
-        <w:t>&gt; Titration habits came up in general terms; no specifics were discussed and none were offered.</w:t>
-      </w:r>
-    </w:p>
-    <w:p>
-      <w:r>
-        <w:rPr>
-          <w:sz w:val="21"/>
-        </w:rPr>
-        <w:t>&gt; Described how long-standing pts is triaged now compared with before.</w:t>
-      </w:r>
-    </w:p>
-    <w:p>
-      <w:r>
-        <w:rPr>
-          <w:sz w:val="21"/>
-        </w:rPr>
-      </w:r>
-    </w:p>
-    <w:p>
-      <w:r>
-        <w:rPr>
-          <w:b/>
-          <w:sz w:val="21"/>
-        </w:rPr>
-        <w:t>Imani Eastmond, MD, Granite Bay Epilepsy Center, Chattanooga, TN (RSM)</w:t>
-      </w:r>
-    </w:p>
-    <w:p>
-      <w:r>
-        <w:rPr>
-          <w:sz w:val="21"/>
-        </w:rPr>
-        <w:t>&gt; A twenty-minute meeting in the workroom, first one this quarter.</w:t>
-      </w:r>
-    </w:p>
-    <w:p>
-      <w:r>
-        <w:rPr>
-          <w:sz w:val="21"/>
-        </w:rPr>
-        <w:t>&gt; Described how newly referred pts is triaged now compared with before.</w:t>
-      </w:r>
-    </w:p>
-    <w:p>
-      <w:r>
-        <w:rPr>
-          <w:sz w:val="21"/>
-        </w:rPr>
-        <w:t>&gt; Described preference for slower titration in general, unrelated to any particular patient.</w:t>
+        <w:t>&gt; Described how refractory group is triaged now compared with before.</w:t>
       </w:r>
     </w:p>
     <w:p>
@@ -207,7 +159,7 @@
           <w:b/>
           <w:sz w:val="21"/>
         </w:rPr>
-        <w:t>Kenji Dunmore, MD, Windrow Neuroscience Center, Manchester, NH (RSM)</w:t>
+        <w:t>Imani Lindenmuth, MD, Sable Creek Medical Group, Lexington, KY (RSM)</w:t>
       </w:r>
     </w:p>
     <w:p>
@@ -215,7 +167,7 @@
         <w:rPr>
           <w:sz w:val="21"/>
         </w:rPr>
-        <w:t>&gt; Caught a compressed window at the end of the clinic list between patients.</w:t>
+        <w:t>&gt; Most of the discussion was about the new charting templates, which is still being sorted out.</w:t>
       </w:r>
     </w:p>
     <w:p>
@@ -223,7 +175,7 @@
         <w:rPr>
           <w:sz w:val="21"/>
         </w:rPr>
-        <w:t>&gt; Benefit checks takes longer than the clinical decision, which came up as a general frustration.</w:t>
+        <w:t>&gt; Described how refractory group is triaged now compared with before.</w:t>
       </w:r>
     </w:p>
     <w:p>
@@ -231,7 +183,15 @@
         <w:rPr>
           <w:sz w:val="21"/>
         </w:rPr>
-        <w:t>&gt; Referral patterns into this clinic have changed, and newly referred pts is bigger share than it was.</w:t>
+        <w:t>&gt; Spent some time on newly referred pts and how workup decisions get sequenced.</w:t>
+      </w:r>
+    </w:p>
+    <w:p>
+      <w:r>
+        <w:rPr>
+          <w:sz w:val="21"/>
+        </w:rPr>
+        <w:t>&gt; Closed there — no specific request.</w:t>
       </w:r>
     </w:p>
     <w:p>
@@ -247,7 +207,7 @@
           <w:b/>
           <w:sz w:val="21"/>
         </w:rPr>
-        <w:t>Priya Raghavan, MD, North Star Neurology, Minneapolis, MN (RSM)</w:t>
+        <w:t>Camila Montclaire, MD, Juniper Flats Neurology Partners, Fort Collins, CO (RSM)</w:t>
       </w:r>
     </w:p>
     <w:p>
@@ -255,7 +215,7 @@
         <w:rPr>
           <w:sz w:val="21"/>
         </w:rPr>
-        <w:t>&gt; Caught clipped window in corridor between patients.</w:t>
+        <w:t>&gt; The composition of newly referred patients has shifted over last year or two.</w:t>
       </w:r>
     </w:p>
     <w:p>
@@ -263,7 +223,7 @@
         <w:rPr>
           <w:sz w:val="21"/>
         </w:rPr>
-        <w:t>&gt; Talked through newly referred pts in general terms, without any specific case.</w:t>
+        <w:t>&gt; Spent some time on the refractory group and how workup decisions get sequenced.</w:t>
       </w:r>
     </w:p>
     <w:p>
@@ -271,7 +231,7 @@
         <w:rPr>
           <w:sz w:val="21"/>
         </w:rPr>
-        <w:t>&gt; Routine follow-up slots is slowly recovering since summer, which shapes how much time there is for anything else.</w:t>
+        <w:t>&gt; Nothing actionable this visit. Safety items asked about and confirmed none.</w:t>
       </w:r>
     </w:p>
     <w:p>
@@ -287,7 +247,15 @@
           <w:b/>
           <w:sz w:val="21"/>
         </w:rPr>
-        <w:t>Zubin Castellane, MD, Marbury Neurological Care Center, Omaha, NE (RSM)</w:t>
+        <w:t>Viraj Ashgrove, MD, Ironwood Neurology Associates, Buffalo, NY (RSM)</w:t>
+      </w:r>
+    </w:p>
+    <w:p>
+      <w:r>
+        <w:rPr>
+          <w:sz w:val="21"/>
+        </w:rPr>
+        <w:t>&gt; An unexpectedly long meeting in the shared office, first one this quarter.</w:t>
       </w:r>
     </w:p>
     <w:p>
@@ -303,7 +271,7 @@
         <w:rPr>
           <w:sz w:val="21"/>
         </w:rPr>
-        <w:t>&gt; Asked about my travel schedule, since visits keep landing on the busiest clinic days.</w:t>
+        <w:t>&gt; Benefit verification is step that most often delays start here.</w:t>
       </w:r>
     </w:p>
     <w:p>
@@ -311,7 +279,7 @@
         <w:rPr>
           <w:sz w:val="21"/>
         </w:rPr>
-        <w:t>&gt; Left it at that, with the following quarter to be scheduled.</w:t>
+        <w:t>&gt; No specific request this time. Asked about safety and confirmed nothing to report.</w:t>
       </w:r>
     </w:p>
     <w:p>
@@ -327,7 +295,143 @@
           <w:b/>
           <w:sz w:val="21"/>
         </w:rPr>
-        <w:t>Lukas Vasquez-Lund, MD, Windrow Neuroscience Center, Lakeland, FL (RSM)</w:t>
+        <w:t>Darius Prendergast, MD, Quarry Hill Epilepsy Center, Duluth, MN (RSM)</w:t>
+      </w:r>
+    </w:p>
+    <w:p>
+      <w:r>
+        <w:rPr>
+          <w:sz w:val="21"/>
+        </w:rPr>
+        <w:t>&gt; Compared notes on which sessions were worth time.</w:t>
+      </w:r>
+    </w:p>
+    <w:p>
+      <w:r>
+        <w:rPr>
+          <w:sz w:val="21"/>
+        </w:rPr>
+        <w:t>&gt; Onboarding a front-desk coordinator is teh current preoccupation here.</w:t>
+      </w:r>
+    </w:p>
+    <w:p>
+      <w:r>
+        <w:rPr>
+          <w:sz w:val="21"/>
+        </w:rPr>
+        <w:t>&gt; Spent some time on teh pediatric-to-adult transfers and how workup decisions get sequenced.</w:t>
+      </w:r>
+    </w:p>
+    <w:p>
+      <w:r>
+        <w:rPr>
+          <w:sz w:val="21"/>
+        </w:rPr>
+        <w:t>&gt; The composition of pediatric-to-adult transfers has shifted over last year or two.</w:t>
+      </w:r>
+    </w:p>
+    <w:p>
+      <w:r>
+        <w:rPr>
+          <w:sz w:val="21"/>
+        </w:rPr>
+        <w:t>&gt; No materials requested. Safety items asked about adn confirmed none.</w:t>
+      </w:r>
+    </w:p>
+    <w:p>
+      <w:r>
+        <w:rPr>
+          <w:sz w:val="21"/>
+        </w:rPr>
+      </w:r>
+    </w:p>
+    <w:p>
+      <w:r>
+        <w:rPr>
+          <w:b/>
+          <w:sz w:val="21"/>
+        </w:rPr>
+        <w:t>Gemma Oakhurst, MD, Palmetto Neurology Institute, Fort Wayne, IN (RSM)</w:t>
+      </w:r>
+    </w:p>
+    <w:p>
+      <w:r>
+        <w:rPr>
+          <w:sz w:val="21"/>
+        </w:rPr>
+        <w:t>&gt; A fragmented meeting in the corridor, first one this quarter.</w:t>
+      </w:r>
+    </w:p>
+    <w:p>
+      <w:r>
+        <w:rPr>
+          <w:sz w:val="21"/>
+        </w:rPr>
+        <w:t>&gt; The new-patient backlog looks better than last year since summer, which shapes how much time there is for anything else.</w:t>
+      </w:r>
+    </w:p>
+    <w:p>
+      <w:r>
+        <w:rPr>
+          <w:sz w:val="21"/>
+        </w:rPr>
+        <w:t>&gt; The composition of older half of panel has shifted over last year or two.</w:t>
+      </w:r>
+    </w:p>
+    <w:p>
+      <w:r>
+        <w:rPr>
+          <w:sz w:val="21"/>
+        </w:rPr>
+        <w:t>&gt; Mostly small talk about the program and the venue.</w:t>
+      </w:r>
+    </w:p>
+    <w:p>
+      <w:r>
+        <w:rPr>
+          <w:sz w:val="21"/>
+        </w:rPr>
+        <w:t>&gt; Nothing that needed follow-up. Safety items asked about and confirmed none.</w:t>
+      </w:r>
+    </w:p>
+    <w:p>
+      <w:r>
+        <w:rPr>
+          <w:sz w:val="21"/>
+        </w:rPr>
+      </w:r>
+    </w:p>
+    <w:p>
+      <w:r>
+        <w:rPr>
+          <w:b/>
+          <w:sz w:val="21"/>
+        </w:rPr>
+        <w:t>Kiara Hollingsworth, MD, Riverstone Comprehensive Epilepsy Clinic, Jackson, MS (RSM)</w:t>
+      </w:r>
+    </w:p>
+    <w:p>
+      <w:r>
+        <w:rPr>
+          <w:sz w:val="21"/>
+        </w:rPr>
+        <w:t>&gt; Caught a brief window in back office between pts.</w:t>
+      </w:r>
+    </w:p>
+    <w:p>
+      <w:r>
+        <w:rPr>
+          <w:sz w:val="21"/>
+        </w:rPr>
+        <w:t>&gt; Described preference for slower titration in general, unrelated to any particular pt.</w:t>
+      </w:r>
+    </w:p>
+    <w:p>
+      <w:r>
+        <w:rPr>
+          <w:sz w:val="21"/>
+        </w:rPr>
+        <w:t>&gt; Compared notes on which sessions were worth the time.</w:t>
       </w:r>
     </w:p>
     <w:p>
@@ -343,31 +447,7 @@
         <w:rPr>
           <w:sz w:val="21"/>
         </w:rPr>
-        <w:t>&gt; Nothing actionable this visit. Safety items asked about and confirmed none.</w:t>
-      </w:r>
-    </w:p>
-    <w:p>
-      <w:r>
-        <w:rPr>
-          <w:sz w:val="21"/>
-        </w:rPr>
-        <w:t>&gt; Mostly small talk about program and venue.</w:t>
-      </w:r>
-    </w:p>
-    <w:p>
-      <w:r>
-        <w:rPr>
-          <w:sz w:val="21"/>
-        </w:rPr>
-        <w:t>&gt; The referral intake process has not settled, and that took up the first part of the conversation.</w:t>
-      </w:r>
-    </w:p>
-    <w:p>
-      <w:r>
-        <w:rPr>
-          <w:sz w:val="21"/>
-        </w:rPr>
-        <w:t>&gt; Spent some time on surgical workup list and how workup decisions get sequenced.</w:t>
+        <w:t>&gt; The referral queue is slowly recovering since summer, which shapes how much time there is for anything else.</w:t>
       </w:r>
     </w:p>
     <w:p>
@@ -383,7 +463,7 @@
           <w:b/>
           <w:sz w:val="21"/>
         </w:rPr>
-        <w:t>Hamish Marchetti, MD, Riverstone Comprehensive Epilepsy Clinic, Hartford, CT (RSM)</w:t>
+        <w:t>Renata Hollingsworth, MD, Silver Creek Medical Group, Peoria, IL (AR)</w:t>
       </w:r>
     </w:p>
     <w:p>
@@ -391,7 +471,7 @@
         <w:rPr>
           <w:sz w:val="21"/>
         </w:rPr>
-        <w:t>&gt; A half-hour visit in the shared office; the schedule was tight.</w:t>
+        <w:t>&gt; Caught a full window by the scheduling desk between pts.</w:t>
       </w:r>
     </w:p>
     <w:p>
@@ -399,7 +479,103 @@
         <w:rPr>
           <w:sz w:val="21"/>
         </w:rPr>
-        <w:t>&gt; Onboarding rotating resident is current preoccupation here.</w:t>
+        <w:t>&gt; Onboarding one of nurse practitioners is current preoccupation here.</w:t>
+      </w:r>
+    </w:p>
+    <w:p>
+      <w:r>
+        <w:rPr>
+          <w:sz w:val="21"/>
+        </w:rPr>
+        <w:t>&gt; Talked through the pediatric-to-adult transfers in general terms, without any specific case.</w:t>
+      </w:r>
+    </w:p>
+    <w:p>
+      <w:r>
+        <w:rPr>
+          <w:sz w:val="21"/>
+        </w:rPr>
+      </w:r>
+    </w:p>
+    <w:p>
+      <w:r>
+        <w:rPr>
+          <w:b/>
+          <w:sz w:val="21"/>
+        </w:rPr>
+        <w:t>Ilse Merriwether, MD, Fox Hollow Neurology Partners, Providence, RI (RSM)</w:t>
+      </w:r>
+    </w:p>
+    <w:p>
+      <w:r>
+        <w:rPr>
+          <w:sz w:val="21"/>
+        </w:rPr>
+        <w:t>&gt; Stopped by in conference room for a clipped convo.</w:t>
+      </w:r>
+    </w:p>
+    <w:p>
+      <w:r>
+        <w:rPr>
+          <w:sz w:val="21"/>
+        </w:rPr>
+        <w:t>&gt; Titration habits came up in general terms; no specifics were discussed and none were offered.</w:t>
+      </w:r>
+    </w:p>
+    <w:p>
+      <w:r>
+        <w:rPr>
+          <w:sz w:val="21"/>
+        </w:rPr>
+        <w:t>&gt; Nothing that needed f/u. Safety items asked about and confirmed none.</w:t>
+      </w:r>
+    </w:p>
+    <w:p>
+      <w:r>
+        <w:rPr>
+          <w:sz w:val="21"/>
+        </w:rPr>
+        <w:t>&gt; The practice lost two medical assistants and has not backfilled, so the new-pt backlog keeps slipping.</w:t>
+      </w:r>
+    </w:p>
+    <w:p>
+      <w:r>
+        <w:rPr>
+          <w:sz w:val="21"/>
+        </w:rPr>
+        <w:t>&gt; Onboarding rotating resident is the current preoccupation here.</w:t>
+      </w:r>
+    </w:p>
+    <w:p>
+      <w:r>
+        <w:rPr>
+          <w:sz w:val="21"/>
+        </w:rPr>
+      </w:r>
+    </w:p>
+    <w:p>
+      <w:r>
+        <w:rPr>
+          <w:b/>
+          <w:sz w:val="21"/>
+        </w:rPr>
+        <w:t>Sonali Wycliffe, MD, Windrow Neuroscience Center, Eugene, OR (RSM)</w:t>
+      </w:r>
+    </w:p>
+    <w:p>
+      <w:r>
+        <w:rPr>
+          <w:sz w:val="21"/>
+        </w:rPr>
+        <w:t>&gt; Asked whether I had seen case series someone forwarded; I had not, and offered nothing in return.</w:t>
+      </w:r>
+    </w:p>
+    <w:p>
+      <w:r>
+        <w:rPr>
+          <w:sz w:val="21"/>
+        </w:rPr>
+        <w:t>&gt; Asked about my travel schedule, since visits keep landing on the busiest clinic days.</w:t>
       </w:r>
     </w:p>
     <w:p>
@@ -415,7 +591,15 @@
         <w:rPr>
           <w:sz w:val="21"/>
         </w:rPr>
-        <w:t>&gt; The appeals process varies by payer, which came up as a general frustration.</w:t>
+        <w:t>&gt; Spent some time on older half of panel and how workup decisions get sequenced.</w:t>
+      </w:r>
+    </w:p>
+    <w:p>
+      <w:r>
+        <w:rPr>
+          <w:sz w:val="21"/>
+        </w:rPr>
+        <w:t>&gt; Titration scheduling is handled by nursing staff, which the practice finds workable.</w:t>
       </w:r>
     </w:p>
     <w:p>
@@ -431,7 +615,7 @@
           <w:b/>
           <w:sz w:val="21"/>
         </w:rPr>
-        <w:t>Nikolai Merriwether, MD, Bayview Health Neurology, Hartford, CT (RSM)</w:t>
+        <w:t>Delphine Kirkpatrick, MD, Copperfield Neurology Institute, Mobile, AL (RSM)</w:t>
       </w:r>
     </w:p>
     <w:p>
@@ -439,7 +623,7 @@
         <w:rPr>
           <w:sz w:val="21"/>
         </w:rPr>
-        <w:t>&gt; The practice lost clinic pharmacist adn has not backfilled, so referral queue keeps slipping.</w:t>
+        <w:t>&gt; The patient portal went live without much warning, and that took up the first part of the convo.</w:t>
       </w:r>
     </w:p>
     <w:p>
@@ -447,7 +631,7 @@
         <w:rPr>
           <w:sz w:val="21"/>
         </w:rPr>
-        <w:t>&gt; Left it at that, wtih call later this month to be scheduled.</w:t>
+        <w:t>&gt; Noted that appeals process remains slowest step and that this is not specific to any one product.</w:t>
       </w:r>
     </w:p>
     <w:p>
@@ -455,135 +639,7 @@
         <w:rPr>
           <w:sz w:val="21"/>
         </w:rPr>
-        <w:t>&gt; The travel schedule this year came up, adn little else.</w:t>
-      </w:r>
-    </w:p>
-    <w:p>
-      <w:r>
-        <w:rPr>
-          <w:sz w:val="21"/>
-        </w:rPr>
-      </w:r>
-    </w:p>
-    <w:p>
-      <w:r>
-        <w:rPr>
-          <w:b/>
-          <w:sz w:val="21"/>
-        </w:rPr>
-        <w:t>Lachlan Stanhope, MD, Palmetto Neurology Institute, Syracuse, NY (AR)</w:t>
-      </w:r>
-    </w:p>
-    <w:p>
-      <w:r>
-        <w:rPr>
-          <w:sz w:val="21"/>
-        </w:rPr>
-        <w:t>&gt; Caught a productive window between clinic blocks between pts.</w:t>
-      </w:r>
-    </w:p>
-    <w:p>
-      <w:r>
-        <w:rPr>
-          <w:sz w:val="21"/>
-        </w:rPr>
-        <w:t>&gt; Asked whether I had seen session summary from colleague; I had not, and offered nothing in return.</w:t>
-      </w:r>
-    </w:p>
-    <w:p>
-      <w:r>
-        <w:rPr>
-          <w:sz w:val="21"/>
-        </w:rPr>
-        <w:t>&gt; No specific request this time. Asked about safety and confirmed nothing to report.</w:t>
-      </w:r>
-    </w:p>
-    <w:p>
-      <w:r>
-        <w:rPr>
-          <w:sz w:val="21"/>
-        </w:rPr>
-        <w:t>&gt; Most of discussion was about pt portal, which changed again last month.</w:t>
-      </w:r>
-    </w:p>
-    <w:p>
-      <w:r>
-        <w:rPr>
-          <w:sz w:val="21"/>
-        </w:rPr>
-      </w:r>
-    </w:p>
-    <w:p>
-      <w:r>
-        <w:rPr>
-          <w:b/>
-          <w:sz w:val="21"/>
-        </w:rPr>
-        <w:t>Adaeze Brannigan, MD, Foxglove Health Neurology, Springfield, MO (RSM)</w:t>
-      </w:r>
-    </w:p>
-    <w:p>
-      <w:r>
-        <w:rPr>
-          <w:sz w:val="21"/>
-        </w:rPr>
-        <w:t>&gt; Caught a twenty-minute window in the corridor between pts.</w:t>
-      </w:r>
-    </w:p>
-    <w:p>
-      <w:r>
-        <w:rPr>
-          <w:sz w:val="21"/>
-        </w:rPr>
-        <w:t>&gt; Agreed to reconnect at a f/u appointment; no specific request.</w:t>
-      </w:r>
-    </w:p>
-    <w:p>
-      <w:r>
-        <w:rPr>
-          <w:sz w:val="21"/>
-        </w:rPr>
-        <w:t>&gt; Compared notes on which sessions were worth time.</w:t>
-      </w:r>
-    </w:p>
-    <w:p>
-      <w:r>
-        <w:rPr>
-          <w:sz w:val="21"/>
-        </w:rPr>
-      </w:r>
-    </w:p>
-    <w:p>
-      <w:r>
-        <w:rPr>
-          <w:b/>
-          <w:sz w:val="21"/>
-        </w:rPr>
-        <w:t>Niamh Fairweather, MD, Harborlight Epilepsy Center, Eugene, OR (AR)</w:t>
-      </w:r>
-    </w:p>
-    <w:p>
-      <w:r>
-        <w:rPr>
-          <w:sz w:val="21"/>
-        </w:rPr>
-        <w:t>&gt; Asked about my travel schedule, since visits keep landing on the busiest clinic days.</w:t>
-      </w:r>
-    </w:p>
-    <w:p>
-      <w:r>
-        <w:rPr>
-          <w:sz w:val="21"/>
-        </w:rPr>
-        <w:t>&gt; Spent some time on long-standing pts and how workup decisions get sequenced.</w:t>
-      </w:r>
-    </w:p>
-    <w:p>
-      <w:r>
-        <w:rPr>
-          <w:sz w:val="21"/>
-        </w:rPr>
-        <w:t>&gt; Monitoring intervals during titration are set by clinic routine here rather than by protocol.</w:t>
+        <w:t>&gt; Referral patterns into this clinic have changed, and the older half of the panel is a bigger share than it was.</w:t>
       </w:r>
     </w:p>
     <w:p>
